--- a/DXV-FRE-002_Quarantine-Source-Reading-and-Iteration.docx
+++ b/DXV-FRE-002_Quarantine-Source-Reading-and-Iteration.docx
@@ -85,7 +85,6 @@
     </w:p>
     <w:tbl>
       <w:tblPr>
-        <w:tblW w:type="auto" w:w="0"/>
         <w:jc w:val="center"/>
         <w:tblLook w:firstColumn="1" w:firstRow="1" w:lastColumn="0" w:lastRow="0" w:noHBand="0" w:noVBand="1" w:val="04A0"/>
         <w:tblLayout w:type="fixed"/>
@@ -97,17 +96,18 @@
           <w:insideH w:val="single" w:sz="8" w:space="0" w:color="FFFFFF"/>
           <w:insideV w:val="single" w:sz="8" w:space="0" w:color="FFFFFF"/>
         </w:tblBorders>
+        <w:tblW w:w="10296" w:type="dxa"/>
       </w:tblPr>
       <w:tblGrid>
-        <w:gridCol w:w="2592"/>
-        <w:gridCol w:w="2592"/>
-        <w:gridCol w:w="2592"/>
-        <w:gridCol w:w="2592"/>
+        <w:gridCol w:w="1944"/>
+        <w:gridCol w:w="4320"/>
+        <w:gridCol w:w="1944"/>
+        <w:gridCol w:w="2088"/>
       </w:tblGrid>
       <w:tr>
         <w:tc>
           <w:tcPr>
-            <w:tcW w:type="dxa" w:w="1944"/>
+            <w:tcW w:w="1944" w:type="dxa"/>
             <w:tcMar>
               <w:top w:w="60" w:type="dxa"/>
               <w:bottom w:w="60" w:type="dxa"/>
@@ -135,7 +135,7 @@
         </w:tc>
         <w:tc>
           <w:tcPr>
-            <w:tcW w:type="dxa" w:w="4320"/>
+            <w:tcW w:w="4320" w:type="dxa"/>
             <w:tcMar>
               <w:top w:w="60" w:type="dxa"/>
               <w:bottom w:w="60" w:type="dxa"/>
@@ -162,7 +162,7 @@
         </w:tc>
         <w:tc>
           <w:tcPr>
-            <w:tcW w:type="dxa" w:w="1944"/>
+            <w:tcW w:w="1944" w:type="dxa"/>
             <w:tcMar>
               <w:top w:w="60" w:type="dxa"/>
               <w:bottom w:w="60" w:type="dxa"/>
@@ -190,7 +190,7 @@
         </w:tc>
         <w:tc>
           <w:tcPr>
-            <w:tcW w:type="dxa" w:w="2088"/>
+            <w:tcW w:w="2088" w:type="dxa"/>
             <w:tcMar>
               <w:top w:w="60" w:type="dxa"/>
               <w:bottom w:w="60" w:type="dxa"/>
@@ -221,7 +221,7 @@
       <w:tr>
         <w:tc>
           <w:tcPr>
-            <w:tcW w:type="dxa" w:w="1944"/>
+            <w:tcW w:w="1944" w:type="dxa"/>
             <w:tcMar>
               <w:top w:w="60" w:type="dxa"/>
               <w:bottom w:w="60" w:type="dxa"/>
@@ -249,7 +249,7 @@
         </w:tc>
         <w:tc>
           <w:tcPr>
-            <w:tcW w:type="dxa" w:w="4320"/>
+            <w:tcW w:w="4320" w:type="dxa"/>
             <w:tcMar>
               <w:top w:w="60" w:type="dxa"/>
               <w:bottom w:w="60" w:type="dxa"/>
@@ -276,7 +276,7 @@
         </w:tc>
         <w:tc>
           <w:tcPr>
-            <w:tcW w:type="dxa" w:w="1944"/>
+            <w:tcW w:w="1944" w:type="dxa"/>
             <w:tcMar>
               <w:top w:w="60" w:type="dxa"/>
               <w:bottom w:w="60" w:type="dxa"/>
@@ -304,7 +304,7 @@
         </w:tc>
         <w:tc>
           <w:tcPr>
-            <w:tcW w:type="dxa" w:w="2088"/>
+            <w:tcW w:w="2088" w:type="dxa"/>
             <w:tcMar>
               <w:top w:w="60" w:type="dxa"/>
               <w:bottom w:w="60" w:type="dxa"/>
@@ -333,7 +333,7 @@
       <w:tr>
         <w:tc>
           <w:tcPr>
-            <w:tcW w:type="dxa" w:w="1944"/>
+            <w:tcW w:w="1944" w:type="dxa"/>
             <w:tcMar>
               <w:top w:w="60" w:type="dxa"/>
               <w:bottom w:w="60" w:type="dxa"/>
@@ -361,7 +361,7 @@
         </w:tc>
         <w:tc>
           <w:tcPr>
-            <w:tcW w:type="dxa" w:w="4320"/>
+            <w:tcW w:w="4320" w:type="dxa"/>
             <w:tcMar>
               <w:top w:w="60" w:type="dxa"/>
               <w:bottom w:w="60" w:type="dxa"/>
@@ -388,7 +388,7 @@
         </w:tc>
         <w:tc>
           <w:tcPr>
-            <w:tcW w:type="dxa" w:w="1944"/>
+            <w:tcW w:w="1944" w:type="dxa"/>
             <w:tcMar>
               <w:top w:w="60" w:type="dxa"/>
               <w:bottom w:w="60" w:type="dxa"/>
@@ -416,7 +416,7 @@
         </w:tc>
         <w:tc>
           <w:tcPr>
-            <w:tcW w:type="dxa" w:w="2088"/>
+            <w:tcW w:w="2088" w:type="dxa"/>
             <w:tcMar>
               <w:top w:w="60" w:type="dxa"/>
               <w:bottom w:w="60" w:type="dxa"/>
@@ -445,7 +445,7 @@
       <w:tr>
         <w:tc>
           <w:tcPr>
-            <w:tcW w:type="dxa" w:w="1944"/>
+            <w:tcW w:w="1944" w:type="dxa"/>
             <w:tcMar>
               <w:top w:w="60" w:type="dxa"/>
               <w:bottom w:w="60" w:type="dxa"/>
@@ -473,7 +473,7 @@
         </w:tc>
         <w:tc>
           <w:tcPr>
-            <w:tcW w:type="dxa" w:w="4320"/>
+            <w:tcW w:w="4320" w:type="dxa"/>
             <w:tcMar>
               <w:top w:w="60" w:type="dxa"/>
               <w:bottom w:w="60" w:type="dxa"/>
@@ -500,7 +500,7 @@
         </w:tc>
         <w:tc>
           <w:tcPr>
-            <w:tcW w:type="dxa" w:w="1944"/>
+            <w:tcW w:w="1944" w:type="dxa"/>
             <w:tcMar>
               <w:top w:w="60" w:type="dxa"/>
               <w:bottom w:w="60" w:type="dxa"/>
@@ -528,7 +528,7 @@
         </w:tc>
         <w:tc>
           <w:tcPr>
-            <w:tcW w:type="dxa" w:w="2088"/>
+            <w:tcW w:w="2088" w:type="dxa"/>
             <w:tcMar>
               <w:top w:w="60" w:type="dxa"/>
               <w:bottom w:w="60" w:type="dxa"/>
@@ -579,7 +579,6 @@
     </w:p>
     <w:tbl>
       <w:tblPr>
-        <w:tblW w:type="auto" w:w="0"/>
         <w:jc w:val="center"/>
         <w:tblLook w:firstColumn="1" w:firstRow="1" w:lastColumn="0" w:lastRow="0" w:noHBand="0" w:noVBand="1" w:val="04A0"/>
         <w:tblBorders>
@@ -591,14 +590,15 @@
           <w:insideV w:val="none" w:sz="0" w:space="0" w:color="auto"/>
         </w:tblBorders>
         <w:tblLayout w:type="fixed"/>
+        <w:tblW w:w="10296" w:type="dxa"/>
       </w:tblPr>
       <w:tblGrid>
-        <w:gridCol w:w="10368"/>
+        <w:gridCol w:w="10296"/>
       </w:tblGrid>
       <w:tr>
         <w:tc>
           <w:tcPr>
-            <w:tcW w:type="dxa" w:w="10296"/>
+            <w:tcW w:w="10296" w:type="dxa"/>
             <w:shd w:val="clear" w:color="auto" w:fill="EAF1FB"/>
             <w:tcBorders>
               <w:left w:val="single" w:sz="24" w:space="0" w:color="2E6FD6"/>
@@ -728,7 +728,6 @@
     </w:p>
     <w:tbl>
       <w:tblPr>
-        <w:tblW w:type="auto" w:w="0"/>
         <w:jc w:val="center"/>
         <w:tblLook w:firstColumn="1" w:firstRow="1" w:lastColumn="0" w:lastRow="0" w:noHBand="0" w:noVBand="1" w:val="04A0"/>
         <w:tblLayout w:type="fixed"/>
@@ -740,15 +739,16 @@
           <w:insideH w:val="single" w:sz="4" w:space="0" w:color="C9D0E0"/>
           <w:insideV w:val="single" w:sz="4" w:space="0" w:color="C9D0E0"/>
         </w:tblBorders>
+        <w:tblW w:w="10296" w:type="dxa"/>
       </w:tblPr>
       <w:tblGrid>
-        <w:gridCol w:w="5184"/>
-        <w:gridCol w:w="5184"/>
+        <w:gridCol w:w="3312"/>
+        <w:gridCol w:w="6984"/>
       </w:tblGrid>
       <w:tr>
         <w:tc>
           <w:tcPr>
-            <w:tcW w:type="dxa" w:w="3312"/>
+            <w:tcW w:w="3312" w:type="dxa"/>
             <w:shd w:val="clear" w:color="auto" w:fill="E8ECF6"/>
             <w:tcMar>
               <w:top w:w="50" w:type="dxa"/>
@@ -776,7 +776,7 @@
         </w:tc>
         <w:tc>
           <w:tcPr>
-            <w:tcW w:type="dxa" w:w="6984"/>
+            <w:tcW w:w="6984" w:type="dxa"/>
             <w:shd w:val="clear" w:color="auto" w:fill="FFFFFF"/>
             <w:tcMar>
               <w:top w:w="50" w:type="dxa"/>
@@ -805,7 +805,7 @@
       <w:tr>
         <w:tc>
           <w:tcPr>
-            <w:tcW w:type="dxa" w:w="3312"/>
+            <w:tcW w:w="3312" w:type="dxa"/>
             <w:shd w:val="clear" w:color="auto" w:fill="F2F5FB"/>
             <w:tcMar>
               <w:top w:w="50" w:type="dxa"/>
@@ -833,7 +833,7 @@
         </w:tc>
         <w:tc>
           <w:tcPr>
-            <w:tcW w:type="dxa" w:w="6984"/>
+            <w:tcW w:w="6984" w:type="dxa"/>
             <w:shd w:val="clear" w:color="auto" w:fill="FAFBFE"/>
             <w:tcMar>
               <w:top w:w="50" w:type="dxa"/>
@@ -862,7 +862,7 @@
       <w:tr>
         <w:tc>
           <w:tcPr>
-            <w:tcW w:type="dxa" w:w="3312"/>
+            <w:tcW w:w="3312" w:type="dxa"/>
             <w:shd w:val="clear" w:color="auto" w:fill="E8ECF6"/>
             <w:tcMar>
               <w:top w:w="50" w:type="dxa"/>
@@ -890,7 +890,7 @@
         </w:tc>
         <w:tc>
           <w:tcPr>
-            <w:tcW w:type="dxa" w:w="6984"/>
+            <w:tcW w:w="6984" w:type="dxa"/>
             <w:shd w:val="clear" w:color="auto" w:fill="FFFFFF"/>
             <w:tcMar>
               <w:top w:w="50" w:type="dxa"/>
@@ -918,7 +918,7 @@
       <w:tr>
         <w:tc>
           <w:tcPr>
-            <w:tcW w:type="dxa" w:w="3312"/>
+            <w:tcW w:w="3312" w:type="dxa"/>
             <w:shd w:val="clear" w:color="auto" w:fill="F2F5FB"/>
             <w:tcMar>
               <w:top w:w="50" w:type="dxa"/>
@@ -946,7 +946,7 @@
         </w:tc>
         <w:tc>
           <w:tcPr>
-            <w:tcW w:type="dxa" w:w="6984"/>
+            <w:tcW w:w="6984" w:type="dxa"/>
             <w:shd w:val="clear" w:color="auto" w:fill="FAFBFE"/>
             <w:tcMar>
               <w:top w:w="50" w:type="dxa"/>
@@ -997,7 +997,6 @@
     </w:p>
     <w:tbl>
       <w:tblPr>
-        <w:tblW w:type="auto" w:w="0"/>
         <w:jc w:val="center"/>
         <w:tblLook w:firstColumn="1" w:firstRow="1" w:lastColumn="0" w:lastRow="0" w:noHBand="0" w:noVBand="1" w:val="04A0"/>
         <w:tblBorders>
@@ -1009,14 +1008,15 @@
           <w:insideV w:val="none" w:sz="0" w:space="0" w:color="auto"/>
         </w:tblBorders>
         <w:tblLayout w:type="fixed"/>
+        <w:tblW w:w="10296" w:type="dxa"/>
       </w:tblPr>
       <w:tblGrid>
-        <w:gridCol w:w="10368"/>
+        <w:gridCol w:w="10296"/>
       </w:tblGrid>
       <w:tr>
         <w:tc>
           <w:tcPr>
-            <w:tcW w:type="dxa" w:w="10296"/>
+            <w:tcW w:w="10296" w:type="dxa"/>
             <w:shd w:val="clear" w:color="auto" w:fill="ECF7EE"/>
             <w:tcBorders>
               <w:left w:val="single" w:sz="24" w:space="0" w:color="2E9E4F"/>
@@ -1175,7 +1175,6 @@
     </w:p>
     <w:tbl>
       <w:tblPr>
-        <w:tblW w:type="auto" w:w="0"/>
         <w:jc w:val="center"/>
         <w:tblLook w:firstColumn="1" w:firstRow="1" w:lastColumn="0" w:lastRow="0" w:noHBand="0" w:noVBand="1" w:val="04A0"/>
         <w:tblLayout w:type="fixed"/>
@@ -1187,15 +1186,16 @@
           <w:insideH w:val="single" w:sz="4" w:space="0" w:color="C9D0E0"/>
           <w:insideV w:val="single" w:sz="4" w:space="0" w:color="C9D0E0"/>
         </w:tblBorders>
+        <w:tblW w:w="10296" w:type="dxa"/>
       </w:tblPr>
       <w:tblGrid>
-        <w:gridCol w:w="5184"/>
-        <w:gridCol w:w="5184"/>
+        <w:gridCol w:w="3312"/>
+        <w:gridCol w:w="6984"/>
       </w:tblGrid>
       <w:tr>
         <w:tc>
           <w:tcPr>
-            <w:tcW w:type="dxa" w:w="3312"/>
+            <w:tcW w:w="3312" w:type="dxa"/>
             <w:shd w:val="clear" w:color="auto" w:fill="E8ECF6"/>
             <w:tcMar>
               <w:top w:w="50" w:type="dxa"/>
@@ -1223,7 +1223,7 @@
         </w:tc>
         <w:tc>
           <w:tcPr>
-            <w:tcW w:type="dxa" w:w="6984"/>
+            <w:tcW w:w="6984" w:type="dxa"/>
             <w:shd w:val="clear" w:color="auto" w:fill="FFFFFF"/>
             <w:tcMar>
               <w:top w:w="50" w:type="dxa"/>
@@ -1252,7 +1252,7 @@
       <w:tr>
         <w:tc>
           <w:tcPr>
-            <w:tcW w:type="dxa" w:w="3312"/>
+            <w:tcW w:w="3312" w:type="dxa"/>
             <w:shd w:val="clear" w:color="auto" w:fill="F2F5FB"/>
             <w:tcMar>
               <w:top w:w="50" w:type="dxa"/>
@@ -1280,7 +1280,7 @@
         </w:tc>
         <w:tc>
           <w:tcPr>
-            <w:tcW w:type="dxa" w:w="6984"/>
+            <w:tcW w:w="6984" w:type="dxa"/>
             <w:shd w:val="clear" w:color="auto" w:fill="FAFBFE"/>
             <w:tcMar>
               <w:top w:w="50" w:type="dxa"/>
@@ -1309,7 +1309,7 @@
       <w:tr>
         <w:tc>
           <w:tcPr>
-            <w:tcW w:type="dxa" w:w="3312"/>
+            <w:tcW w:w="3312" w:type="dxa"/>
             <w:shd w:val="clear" w:color="auto" w:fill="E8ECF6"/>
             <w:tcMar>
               <w:top w:w="50" w:type="dxa"/>
@@ -1337,7 +1337,7 @@
         </w:tc>
         <w:tc>
           <w:tcPr>
-            <w:tcW w:type="dxa" w:w="6984"/>
+            <w:tcW w:w="6984" w:type="dxa"/>
             <w:shd w:val="clear" w:color="auto" w:fill="FFFFFF"/>
             <w:tcMar>
               <w:top w:w="50" w:type="dxa"/>
@@ -1365,7 +1365,7 @@
       <w:tr>
         <w:tc>
           <w:tcPr>
-            <w:tcW w:type="dxa" w:w="3312"/>
+            <w:tcW w:w="3312" w:type="dxa"/>
             <w:shd w:val="clear" w:color="auto" w:fill="F2F5FB"/>
             <w:tcMar>
               <w:top w:w="50" w:type="dxa"/>
@@ -1393,7 +1393,7 @@
         </w:tc>
         <w:tc>
           <w:tcPr>
-            <w:tcW w:type="dxa" w:w="6984"/>
+            <w:tcW w:w="6984" w:type="dxa"/>
             <w:shd w:val="clear" w:color="auto" w:fill="FAFBFE"/>
             <w:tcMar>
               <w:top w:w="50" w:type="dxa"/>
@@ -1421,7 +1421,7 @@
       <w:tr>
         <w:tc>
           <w:tcPr>
-            <w:tcW w:type="dxa" w:w="3312"/>
+            <w:tcW w:w="3312" w:type="dxa"/>
             <w:shd w:val="clear" w:color="auto" w:fill="E8ECF6"/>
             <w:tcMar>
               <w:top w:w="50" w:type="dxa"/>
@@ -1449,7 +1449,7 @@
         </w:tc>
         <w:tc>
           <w:tcPr>
-            <w:tcW w:type="dxa" w:w="6984"/>
+            <w:tcW w:w="6984" w:type="dxa"/>
             <w:shd w:val="clear" w:color="auto" w:fill="FFFFFF"/>
             <w:tcMar>
               <w:top w:w="50" w:type="dxa"/>
@@ -1478,7 +1478,7 @@
       <w:tr>
         <w:tc>
           <w:tcPr>
-            <w:tcW w:type="dxa" w:w="3312"/>
+            <w:tcW w:w="3312" w:type="dxa"/>
             <w:shd w:val="clear" w:color="auto" w:fill="F2F5FB"/>
             <w:tcMar>
               <w:top w:w="50" w:type="dxa"/>
@@ -1506,7 +1506,7 @@
         </w:tc>
         <w:tc>
           <w:tcPr>
-            <w:tcW w:type="dxa" w:w="6984"/>
+            <w:tcW w:w="6984" w:type="dxa"/>
             <w:shd w:val="clear" w:color="auto" w:fill="FAFBFE"/>
             <w:tcMar>
               <w:top w:w="50" w:type="dxa"/>
@@ -1556,7 +1556,6 @@
     </w:p>
     <w:tbl>
       <w:tblPr>
-        <w:tblW w:type="auto" w:w="0"/>
         <w:jc w:val="center"/>
         <w:tblLook w:firstColumn="1" w:firstRow="1" w:lastColumn="0" w:lastRow="0" w:noHBand="0" w:noVBand="1" w:val="04A0"/>
         <w:tblBorders>
@@ -1568,14 +1567,15 @@
           <w:insideV w:val="none" w:sz="0" w:space="0" w:color="auto"/>
         </w:tblBorders>
         <w:tblLayout w:type="fixed"/>
+        <w:tblW w:w="10296" w:type="dxa"/>
       </w:tblPr>
       <w:tblGrid>
-        <w:gridCol w:w="10368"/>
+        <w:gridCol w:w="10296"/>
       </w:tblGrid>
       <w:tr>
         <w:tc>
           <w:tcPr>
-            <w:tcW w:type="dxa" w:w="10296"/>
+            <w:tcW w:w="10296" w:type="dxa"/>
             <w:shd w:val="clear" w:color="auto" w:fill="FDF3E7"/>
             <w:tcBorders>
               <w:left w:val="single" w:sz="24" w:space="0" w:color="D9822B"/>
@@ -1736,7 +1736,6 @@
     </w:p>
     <w:tbl>
       <w:tblPr>
-        <w:tblW w:type="auto" w:w="0"/>
         <w:jc w:val="center"/>
         <w:tblLook w:firstColumn="1" w:firstRow="1" w:lastColumn="0" w:lastRow="0" w:noHBand="0" w:noVBand="1" w:val="04A0"/>
         <w:tblBorders>
@@ -1748,14 +1747,15 @@
           <w:insideV w:val="none" w:sz="0" w:space="0" w:color="auto"/>
         </w:tblBorders>
         <w:tblLayout w:type="fixed"/>
+        <w:tblW w:w="10296" w:type="dxa"/>
       </w:tblPr>
       <w:tblGrid>
-        <w:gridCol w:w="10368"/>
+        <w:gridCol w:w="10296"/>
       </w:tblGrid>
       <w:tr>
         <w:tc>
           <w:tcPr>
-            <w:tcW w:type="dxa" w:w="10296"/>
+            <w:tcW w:w="10296" w:type="dxa"/>
             <w:shd w:val="clear" w:color="auto" w:fill="EDF0F7"/>
             <w:tcBorders>
               <w:left w:val="single" w:sz="30" w:space="0" w:color="1F2A56"/>
@@ -1845,7 +1845,6 @@
     </w:tbl>
     <w:tbl>
       <w:tblPr>
-        <w:tblW w:type="auto" w:w="0"/>
         <w:jc w:val="center"/>
         <w:tblLook w:firstColumn="1" w:firstRow="1" w:lastColumn="0" w:lastRow="0" w:noHBand="0" w:noVBand="1" w:val="04A0"/>
         <w:tblLayout w:type="fixed"/>
@@ -1857,12 +1856,13 @@
           <w:insideH w:val="single" w:sz="4" w:space="0" w:color="C9D0E0"/>
           <w:insideV w:val="single" w:sz="4" w:space="0" w:color="C9D0E0"/>
         </w:tblBorders>
+        <w:tblW w:w="10296" w:type="dxa"/>
       </w:tblPr>
       <w:tblGrid>
-        <w:gridCol w:w="2592"/>
-        <w:gridCol w:w="2592"/>
-        <w:gridCol w:w="2592"/>
-        <w:gridCol w:w="2592"/>
+        <w:gridCol w:w="605"/>
+        <w:gridCol w:w="3384"/>
+        <w:gridCol w:w="3096"/>
+        <w:gridCol w:w="3211"/>
       </w:tblGrid>
       <w:tr>
         <w:trPr>
@@ -1870,7 +1870,7 @@
         </w:trPr>
         <w:tc>
           <w:tcPr>
-            <w:tcW w:type="dxa" w:w="605"/>
+            <w:tcW w:w="605" w:type="dxa"/>
             <w:shd w:val="clear" w:color="auto" w:fill="1F2A56"/>
             <w:tcMar>
               <w:top w:w="60" w:type="dxa"/>
@@ -1899,7 +1899,7 @@
         </w:tc>
         <w:tc>
           <w:tcPr>
-            <w:tcW w:type="dxa" w:w="3384"/>
+            <w:tcW w:w="3384" w:type="dxa"/>
             <w:shd w:val="clear" w:color="auto" w:fill="1F2A56"/>
             <w:tcMar>
               <w:top w:w="60" w:type="dxa"/>
@@ -1928,7 +1928,7 @@
         </w:tc>
         <w:tc>
           <w:tcPr>
-            <w:tcW w:type="dxa" w:w="3096"/>
+            <w:tcW w:w="3096" w:type="dxa"/>
             <w:shd w:val="clear" w:color="auto" w:fill="1F2A56"/>
             <w:tcMar>
               <w:top w:w="60" w:type="dxa"/>
@@ -1957,7 +1957,7 @@
         </w:tc>
         <w:tc>
           <w:tcPr>
-            <w:tcW w:type="dxa" w:w="3211"/>
+            <w:tcW w:w="3211" w:type="dxa"/>
             <w:shd w:val="clear" w:color="auto" w:fill="1F2A56"/>
             <w:tcMar>
               <w:top w:w="60" w:type="dxa"/>
@@ -1988,7 +1988,7 @@
       <w:tr>
         <w:tc>
           <w:tcPr>
-            <w:tcW w:type="dxa" w:w="2592"/>
+            <w:tcW w:type="dxa" w:w="605"/>
             <w:shd w:val="clear" w:color="auto" w:fill="EEF1F8"/>
             <w:tcMar>
               <w:top w:w="55" w:type="dxa"/>
@@ -2017,7 +2017,7 @@
         </w:tc>
         <w:tc>
           <w:tcPr>
-            <w:tcW w:type="dxa" w:w="2592"/>
+            <w:tcW w:type="dxa" w:w="3384"/>
             <w:shd w:val="clear" w:color="auto" w:fill="EEF1F8"/>
             <w:tcMar>
               <w:top w:w="55" w:type="dxa"/>
@@ -2043,7 +2043,7 @@
         </w:tc>
         <w:tc>
           <w:tcPr>
-            <w:tcW w:type="dxa" w:w="2592"/>
+            <w:tcW w:type="dxa" w:w="3096"/>
             <w:shd w:val="clear" w:color="auto" w:fill="EEF1F8"/>
             <w:tcMar>
               <w:top w:w="55" w:type="dxa"/>
@@ -2071,7 +2071,7 @@
         </w:tc>
         <w:tc>
           <w:tcPr>
-            <w:tcW w:type="dxa" w:w="2592"/>
+            <w:tcW w:type="dxa" w:w="3211"/>
             <w:shd w:val="clear" w:color="auto" w:fill="EEF1F8"/>
             <w:tcMar>
               <w:top w:w="55" w:type="dxa"/>
@@ -2100,7 +2100,7 @@
       <w:tr>
         <w:tc>
           <w:tcPr>
-            <w:tcW w:type="dxa" w:w="2592"/>
+            <w:tcW w:type="dxa" w:w="605"/>
             <w:shd w:val="clear" w:color="auto" w:fill="FFFFFF"/>
             <w:tcMar>
               <w:top w:w="55" w:type="dxa"/>
@@ -2129,7 +2129,7 @@
         </w:tc>
         <w:tc>
           <w:tcPr>
-            <w:tcW w:type="dxa" w:w="2592"/>
+            <w:tcW w:type="dxa" w:w="3384"/>
             <w:shd w:val="clear" w:color="auto" w:fill="FFFFFF"/>
             <w:tcMar>
               <w:top w:w="55" w:type="dxa"/>
@@ -2155,7 +2155,7 @@
         </w:tc>
         <w:tc>
           <w:tcPr>
-            <w:tcW w:type="dxa" w:w="2592"/>
+            <w:tcW w:type="dxa" w:w="3096"/>
             <w:shd w:val="clear" w:color="auto" w:fill="FFFFFF"/>
             <w:tcMar>
               <w:top w:w="55" w:type="dxa"/>
@@ -2183,7 +2183,7 @@
         </w:tc>
         <w:tc>
           <w:tcPr>
-            <w:tcW w:type="dxa" w:w="2592"/>
+            <w:tcW w:type="dxa" w:w="3211"/>
             <w:shd w:val="clear" w:color="auto" w:fill="FFFFFF"/>
             <w:tcMar>
               <w:top w:w="55" w:type="dxa"/>
@@ -2212,7 +2212,7 @@
       <w:tr>
         <w:tc>
           <w:tcPr>
-            <w:tcW w:type="dxa" w:w="2592"/>
+            <w:tcW w:type="dxa" w:w="605"/>
             <w:shd w:val="clear" w:color="auto" w:fill="EEF1F8"/>
             <w:tcMar>
               <w:top w:w="55" w:type="dxa"/>
@@ -2241,7 +2241,7 @@
         </w:tc>
         <w:tc>
           <w:tcPr>
-            <w:tcW w:type="dxa" w:w="2592"/>
+            <w:tcW w:type="dxa" w:w="3384"/>
             <w:shd w:val="clear" w:color="auto" w:fill="EEF1F8"/>
             <w:tcMar>
               <w:top w:w="55" w:type="dxa"/>
@@ -2267,7 +2267,7 @@
         </w:tc>
         <w:tc>
           <w:tcPr>
-            <w:tcW w:type="dxa" w:w="2592"/>
+            <w:tcW w:type="dxa" w:w="3096"/>
             <w:shd w:val="clear" w:color="auto" w:fill="EEF1F8"/>
             <w:tcMar>
               <w:top w:w="55" w:type="dxa"/>
@@ -2295,7 +2295,7 @@
         </w:tc>
         <w:tc>
           <w:tcPr>
-            <w:tcW w:type="dxa" w:w="2592"/>
+            <w:tcW w:type="dxa" w:w="3211"/>
             <w:shd w:val="clear" w:color="auto" w:fill="EEF1F8"/>
             <w:tcMar>
               <w:top w:w="55" w:type="dxa"/>
@@ -2324,7 +2324,7 @@
       <w:tr>
         <w:tc>
           <w:tcPr>
-            <w:tcW w:type="dxa" w:w="2592"/>
+            <w:tcW w:type="dxa" w:w="605"/>
             <w:shd w:val="clear" w:color="auto" w:fill="FFFFFF"/>
             <w:tcMar>
               <w:top w:w="55" w:type="dxa"/>
@@ -2353,7 +2353,7 @@
         </w:tc>
         <w:tc>
           <w:tcPr>
-            <w:tcW w:type="dxa" w:w="2592"/>
+            <w:tcW w:type="dxa" w:w="3384"/>
             <w:shd w:val="clear" w:color="auto" w:fill="FFFFFF"/>
             <w:tcMar>
               <w:top w:w="55" w:type="dxa"/>
@@ -2379,7 +2379,7 @@
         </w:tc>
         <w:tc>
           <w:tcPr>
-            <w:tcW w:type="dxa" w:w="2592"/>
+            <w:tcW w:type="dxa" w:w="3096"/>
             <w:shd w:val="clear" w:color="auto" w:fill="FFFFFF"/>
             <w:tcMar>
               <w:top w:w="55" w:type="dxa"/>
@@ -2407,7 +2407,7 @@
         </w:tc>
         <w:tc>
           <w:tcPr>
-            <w:tcW w:type="dxa" w:w="2592"/>
+            <w:tcW w:type="dxa" w:w="3211"/>
             <w:shd w:val="clear" w:color="auto" w:fill="FFFFFF"/>
             <w:tcMar>
               <w:top w:w="55" w:type="dxa"/>
@@ -2441,7 +2441,6 @@
     </w:p>
     <w:tbl>
       <w:tblPr>
-        <w:tblW w:type="auto" w:w="0"/>
         <w:jc w:val="center"/>
         <w:tblLook w:firstColumn="1" w:firstRow="1" w:lastColumn="0" w:lastRow="0" w:noHBand="0" w:noVBand="1" w:val="04A0"/>
         <w:tblBorders>
@@ -2453,14 +2452,15 @@
           <w:insideV w:val="none" w:sz="0" w:space="0" w:color="auto"/>
         </w:tblBorders>
         <w:tblLayout w:type="fixed"/>
+        <w:tblW w:w="10296" w:type="dxa"/>
       </w:tblPr>
       <w:tblGrid>
-        <w:gridCol w:w="10368"/>
+        <w:gridCol w:w="10296"/>
       </w:tblGrid>
       <w:tr>
         <w:tc>
           <w:tcPr>
-            <w:tcW w:type="dxa" w:w="10296"/>
+            <w:tcW w:w="10296" w:type="dxa"/>
             <w:shd w:val="clear" w:color="auto" w:fill="EDF0F7"/>
             <w:tcBorders>
               <w:left w:val="single" w:sz="30" w:space="0" w:color="1F2A56"/>
@@ -2550,7 +2550,6 @@
     </w:tbl>
     <w:tbl>
       <w:tblPr>
-        <w:tblW w:type="auto" w:w="0"/>
         <w:jc w:val="center"/>
         <w:tblLook w:firstColumn="1" w:firstRow="1" w:lastColumn="0" w:lastRow="0" w:noHBand="0" w:noVBand="1" w:val="04A0"/>
         <w:tblLayout w:type="fixed"/>
@@ -2562,12 +2561,13 @@
           <w:insideH w:val="single" w:sz="4" w:space="0" w:color="C9D0E0"/>
           <w:insideV w:val="single" w:sz="4" w:space="0" w:color="C9D0E0"/>
         </w:tblBorders>
+        <w:tblW w:w="10296" w:type="dxa"/>
       </w:tblPr>
       <w:tblGrid>
-        <w:gridCol w:w="2592"/>
-        <w:gridCol w:w="2592"/>
-        <w:gridCol w:w="2592"/>
-        <w:gridCol w:w="2592"/>
+        <w:gridCol w:w="605"/>
+        <w:gridCol w:w="3384"/>
+        <w:gridCol w:w="3096"/>
+        <w:gridCol w:w="3211"/>
       </w:tblGrid>
       <w:tr>
         <w:trPr>
@@ -2575,7 +2575,7 @@
         </w:trPr>
         <w:tc>
           <w:tcPr>
-            <w:tcW w:type="dxa" w:w="605"/>
+            <w:tcW w:w="605" w:type="dxa"/>
             <w:shd w:val="clear" w:color="auto" w:fill="1F2A56"/>
             <w:tcMar>
               <w:top w:w="60" w:type="dxa"/>
@@ -2604,7 +2604,7 @@
         </w:tc>
         <w:tc>
           <w:tcPr>
-            <w:tcW w:type="dxa" w:w="3384"/>
+            <w:tcW w:w="3384" w:type="dxa"/>
             <w:shd w:val="clear" w:color="auto" w:fill="1F2A56"/>
             <w:tcMar>
               <w:top w:w="60" w:type="dxa"/>
@@ -2633,7 +2633,7 @@
         </w:tc>
         <w:tc>
           <w:tcPr>
-            <w:tcW w:type="dxa" w:w="3096"/>
+            <w:tcW w:w="3096" w:type="dxa"/>
             <w:shd w:val="clear" w:color="auto" w:fill="1F2A56"/>
             <w:tcMar>
               <w:top w:w="60" w:type="dxa"/>
@@ -2662,7 +2662,7 @@
         </w:tc>
         <w:tc>
           <w:tcPr>
-            <w:tcW w:type="dxa" w:w="3211"/>
+            <w:tcW w:w="3211" w:type="dxa"/>
             <w:shd w:val="clear" w:color="auto" w:fill="1F2A56"/>
             <w:tcMar>
               <w:top w:w="60" w:type="dxa"/>
@@ -2693,7 +2693,7 @@
       <w:tr>
         <w:tc>
           <w:tcPr>
-            <w:tcW w:type="dxa" w:w="2592"/>
+            <w:tcW w:type="dxa" w:w="605"/>
             <w:shd w:val="clear" w:color="auto" w:fill="EEF1F8"/>
             <w:tcMar>
               <w:top w:w="55" w:type="dxa"/>
@@ -2722,7 +2722,7 @@
         </w:tc>
         <w:tc>
           <w:tcPr>
-            <w:tcW w:type="dxa" w:w="2592"/>
+            <w:tcW w:type="dxa" w:w="3384"/>
             <w:shd w:val="clear" w:color="auto" w:fill="EEF1F8"/>
             <w:tcMar>
               <w:top w:w="55" w:type="dxa"/>
@@ -2748,7 +2748,7 @@
         </w:tc>
         <w:tc>
           <w:tcPr>
-            <w:tcW w:type="dxa" w:w="2592"/>
+            <w:tcW w:type="dxa" w:w="3096"/>
             <w:shd w:val="clear" w:color="auto" w:fill="EEF1F8"/>
             <w:tcMar>
               <w:top w:w="55" w:type="dxa"/>
@@ -2776,7 +2776,7 @@
         </w:tc>
         <w:tc>
           <w:tcPr>
-            <w:tcW w:type="dxa" w:w="2592"/>
+            <w:tcW w:type="dxa" w:w="3211"/>
             <w:shd w:val="clear" w:color="auto" w:fill="EEF1F8"/>
             <w:tcMar>
               <w:top w:w="55" w:type="dxa"/>
@@ -2805,7 +2805,7 @@
       <w:tr>
         <w:tc>
           <w:tcPr>
-            <w:tcW w:type="dxa" w:w="2592"/>
+            <w:tcW w:type="dxa" w:w="605"/>
             <w:shd w:val="clear" w:color="auto" w:fill="FFFFFF"/>
             <w:tcMar>
               <w:top w:w="55" w:type="dxa"/>
@@ -2834,7 +2834,7 @@
         </w:tc>
         <w:tc>
           <w:tcPr>
-            <w:tcW w:type="dxa" w:w="2592"/>
+            <w:tcW w:type="dxa" w:w="3384"/>
             <w:shd w:val="clear" w:color="auto" w:fill="FFFFFF"/>
             <w:tcMar>
               <w:top w:w="55" w:type="dxa"/>
@@ -2860,7 +2860,7 @@
         </w:tc>
         <w:tc>
           <w:tcPr>
-            <w:tcW w:type="dxa" w:w="2592"/>
+            <w:tcW w:type="dxa" w:w="3096"/>
             <w:shd w:val="clear" w:color="auto" w:fill="FFFFFF"/>
             <w:tcMar>
               <w:top w:w="55" w:type="dxa"/>
@@ -2888,7 +2888,7 @@
         </w:tc>
         <w:tc>
           <w:tcPr>
-            <w:tcW w:type="dxa" w:w="2592"/>
+            <w:tcW w:type="dxa" w:w="3211"/>
             <w:shd w:val="clear" w:color="auto" w:fill="FFFFFF"/>
             <w:tcMar>
               <w:top w:w="55" w:type="dxa"/>
@@ -2917,7 +2917,7 @@
       <w:tr>
         <w:tc>
           <w:tcPr>
-            <w:tcW w:type="dxa" w:w="2592"/>
+            <w:tcW w:type="dxa" w:w="605"/>
             <w:shd w:val="clear" w:color="auto" w:fill="EEF1F8"/>
             <w:tcMar>
               <w:top w:w="55" w:type="dxa"/>
@@ -2946,7 +2946,7 @@
         </w:tc>
         <w:tc>
           <w:tcPr>
-            <w:tcW w:type="dxa" w:w="2592"/>
+            <w:tcW w:type="dxa" w:w="3384"/>
             <w:shd w:val="clear" w:color="auto" w:fill="EEF1F8"/>
             <w:tcMar>
               <w:top w:w="55" w:type="dxa"/>
@@ -2972,7 +2972,7 @@
         </w:tc>
         <w:tc>
           <w:tcPr>
-            <w:tcW w:type="dxa" w:w="2592"/>
+            <w:tcW w:type="dxa" w:w="3096"/>
             <w:shd w:val="clear" w:color="auto" w:fill="EEF1F8"/>
             <w:tcMar>
               <w:top w:w="55" w:type="dxa"/>
@@ -3000,7 +3000,7 @@
         </w:tc>
         <w:tc>
           <w:tcPr>
-            <w:tcW w:type="dxa" w:w="2592"/>
+            <w:tcW w:type="dxa" w:w="3211"/>
             <w:shd w:val="clear" w:color="auto" w:fill="EEF1F8"/>
             <w:tcMar>
               <w:top w:w="55" w:type="dxa"/>
@@ -3029,7 +3029,7 @@
       <w:tr>
         <w:tc>
           <w:tcPr>
-            <w:tcW w:type="dxa" w:w="2592"/>
+            <w:tcW w:type="dxa" w:w="605"/>
             <w:shd w:val="clear" w:color="auto" w:fill="FFFFFF"/>
             <w:tcMar>
               <w:top w:w="55" w:type="dxa"/>
@@ -3058,7 +3058,7 @@
         </w:tc>
         <w:tc>
           <w:tcPr>
-            <w:tcW w:type="dxa" w:w="2592"/>
+            <w:tcW w:type="dxa" w:w="3384"/>
             <w:shd w:val="clear" w:color="auto" w:fill="FFFFFF"/>
             <w:tcMar>
               <w:top w:w="55" w:type="dxa"/>
@@ -3084,7 +3084,7 @@
         </w:tc>
         <w:tc>
           <w:tcPr>
-            <w:tcW w:type="dxa" w:w="2592"/>
+            <w:tcW w:type="dxa" w:w="3096"/>
             <w:shd w:val="clear" w:color="auto" w:fill="FFFFFF"/>
             <w:tcMar>
               <w:top w:w="55" w:type="dxa"/>
@@ -3112,7 +3112,7 @@
         </w:tc>
         <w:tc>
           <w:tcPr>
-            <w:tcW w:type="dxa" w:w="2592"/>
+            <w:tcW w:type="dxa" w:w="3211"/>
             <w:shd w:val="clear" w:color="auto" w:fill="FFFFFF"/>
             <w:tcMar>
               <w:top w:w="55" w:type="dxa"/>
@@ -3146,7 +3146,6 @@
     </w:p>
     <w:tbl>
       <w:tblPr>
-        <w:tblW w:type="auto" w:w="0"/>
         <w:jc w:val="center"/>
         <w:tblLook w:firstColumn="1" w:firstRow="1" w:lastColumn="0" w:lastRow="0" w:noHBand="0" w:noVBand="1" w:val="04A0"/>
         <w:tblBorders>
@@ -3158,14 +3157,15 @@
           <w:insideV w:val="none" w:sz="0" w:space="0" w:color="auto"/>
         </w:tblBorders>
         <w:tblLayout w:type="fixed"/>
+        <w:tblW w:w="10296" w:type="dxa"/>
       </w:tblPr>
       <w:tblGrid>
-        <w:gridCol w:w="10368"/>
+        <w:gridCol w:w="10296"/>
       </w:tblGrid>
       <w:tr>
         <w:tc>
           <w:tcPr>
-            <w:tcW w:type="dxa" w:w="10296"/>
+            <w:tcW w:w="10296" w:type="dxa"/>
             <w:shd w:val="clear" w:color="auto" w:fill="EDF0F7"/>
             <w:tcBorders>
               <w:left w:val="single" w:sz="30" w:space="0" w:color="1F2A56"/>
@@ -3255,7 +3255,6 @@
     </w:tbl>
     <w:tbl>
       <w:tblPr>
-        <w:tblW w:type="auto" w:w="0"/>
         <w:jc w:val="center"/>
         <w:tblLook w:firstColumn="1" w:firstRow="1" w:lastColumn="0" w:lastRow="0" w:noHBand="0" w:noVBand="1" w:val="04A0"/>
         <w:tblLayout w:type="fixed"/>
@@ -3267,12 +3266,13 @@
           <w:insideH w:val="single" w:sz="4" w:space="0" w:color="C9D0E0"/>
           <w:insideV w:val="single" w:sz="4" w:space="0" w:color="C9D0E0"/>
         </w:tblBorders>
+        <w:tblW w:w="10296" w:type="dxa"/>
       </w:tblPr>
       <w:tblGrid>
-        <w:gridCol w:w="2592"/>
-        <w:gridCol w:w="2592"/>
-        <w:gridCol w:w="2592"/>
-        <w:gridCol w:w="2592"/>
+        <w:gridCol w:w="605"/>
+        <w:gridCol w:w="3384"/>
+        <w:gridCol w:w="3096"/>
+        <w:gridCol w:w="3211"/>
       </w:tblGrid>
       <w:tr>
         <w:trPr>
@@ -3280,7 +3280,7 @@
         </w:trPr>
         <w:tc>
           <w:tcPr>
-            <w:tcW w:type="dxa" w:w="605"/>
+            <w:tcW w:w="605" w:type="dxa"/>
             <w:shd w:val="clear" w:color="auto" w:fill="1F2A56"/>
             <w:tcMar>
               <w:top w:w="60" w:type="dxa"/>
@@ -3309,7 +3309,7 @@
         </w:tc>
         <w:tc>
           <w:tcPr>
-            <w:tcW w:type="dxa" w:w="3384"/>
+            <w:tcW w:w="3384" w:type="dxa"/>
             <w:shd w:val="clear" w:color="auto" w:fill="1F2A56"/>
             <w:tcMar>
               <w:top w:w="60" w:type="dxa"/>
@@ -3338,7 +3338,7 @@
         </w:tc>
         <w:tc>
           <w:tcPr>
-            <w:tcW w:type="dxa" w:w="3096"/>
+            <w:tcW w:w="3096" w:type="dxa"/>
             <w:shd w:val="clear" w:color="auto" w:fill="1F2A56"/>
             <w:tcMar>
               <w:top w:w="60" w:type="dxa"/>
@@ -3367,7 +3367,7 @@
         </w:tc>
         <w:tc>
           <w:tcPr>
-            <w:tcW w:type="dxa" w:w="3211"/>
+            <w:tcW w:w="3211" w:type="dxa"/>
             <w:shd w:val="clear" w:color="auto" w:fill="1F2A56"/>
             <w:tcMar>
               <w:top w:w="60" w:type="dxa"/>
@@ -3398,7 +3398,7 @@
       <w:tr>
         <w:tc>
           <w:tcPr>
-            <w:tcW w:type="dxa" w:w="2592"/>
+            <w:tcW w:type="dxa" w:w="605"/>
             <w:shd w:val="clear" w:color="auto" w:fill="EEF1F8"/>
             <w:tcMar>
               <w:top w:w="55" w:type="dxa"/>
@@ -3427,7 +3427,7 @@
         </w:tc>
         <w:tc>
           <w:tcPr>
-            <w:tcW w:type="dxa" w:w="2592"/>
+            <w:tcW w:type="dxa" w:w="3384"/>
             <w:shd w:val="clear" w:color="auto" w:fill="EEF1F8"/>
             <w:tcMar>
               <w:top w:w="55" w:type="dxa"/>
@@ -3453,7 +3453,7 @@
         </w:tc>
         <w:tc>
           <w:tcPr>
-            <w:tcW w:type="dxa" w:w="2592"/>
+            <w:tcW w:type="dxa" w:w="3096"/>
             <w:shd w:val="clear" w:color="auto" w:fill="EEF1F8"/>
             <w:tcMar>
               <w:top w:w="55" w:type="dxa"/>
@@ -3481,7 +3481,7 @@
         </w:tc>
         <w:tc>
           <w:tcPr>
-            <w:tcW w:type="dxa" w:w="2592"/>
+            <w:tcW w:type="dxa" w:w="3211"/>
             <w:shd w:val="clear" w:color="auto" w:fill="EEF1F8"/>
             <w:tcMar>
               <w:top w:w="55" w:type="dxa"/>
@@ -3510,7 +3510,7 @@
       <w:tr>
         <w:tc>
           <w:tcPr>
-            <w:tcW w:type="dxa" w:w="2592"/>
+            <w:tcW w:type="dxa" w:w="605"/>
             <w:shd w:val="clear" w:color="auto" w:fill="FFFFFF"/>
             <w:tcMar>
               <w:top w:w="55" w:type="dxa"/>
@@ -3539,7 +3539,7 @@
         </w:tc>
         <w:tc>
           <w:tcPr>
-            <w:tcW w:type="dxa" w:w="2592"/>
+            <w:tcW w:type="dxa" w:w="3384"/>
             <w:shd w:val="clear" w:color="auto" w:fill="FFFFFF"/>
             <w:tcMar>
               <w:top w:w="55" w:type="dxa"/>
@@ -3565,7 +3565,7 @@
         </w:tc>
         <w:tc>
           <w:tcPr>
-            <w:tcW w:type="dxa" w:w="2592"/>
+            <w:tcW w:type="dxa" w:w="3096"/>
             <w:shd w:val="clear" w:color="auto" w:fill="FFFFFF"/>
             <w:tcMar>
               <w:top w:w="55" w:type="dxa"/>
@@ -3593,7 +3593,7 @@
         </w:tc>
         <w:tc>
           <w:tcPr>
-            <w:tcW w:type="dxa" w:w="2592"/>
+            <w:tcW w:type="dxa" w:w="3211"/>
             <w:shd w:val="clear" w:color="auto" w:fill="FFFFFF"/>
             <w:tcMar>
               <w:top w:w="55" w:type="dxa"/>
@@ -3622,7 +3622,7 @@
       <w:tr>
         <w:tc>
           <w:tcPr>
-            <w:tcW w:type="dxa" w:w="2592"/>
+            <w:tcW w:type="dxa" w:w="605"/>
             <w:shd w:val="clear" w:color="auto" w:fill="EEF1F8"/>
             <w:tcMar>
               <w:top w:w="55" w:type="dxa"/>
@@ -3651,7 +3651,7 @@
         </w:tc>
         <w:tc>
           <w:tcPr>
-            <w:tcW w:type="dxa" w:w="2592"/>
+            <w:tcW w:type="dxa" w:w="3384"/>
             <w:shd w:val="clear" w:color="auto" w:fill="EEF1F8"/>
             <w:tcMar>
               <w:top w:w="55" w:type="dxa"/>
@@ -3677,7 +3677,7 @@
         </w:tc>
         <w:tc>
           <w:tcPr>
-            <w:tcW w:type="dxa" w:w="2592"/>
+            <w:tcW w:type="dxa" w:w="3096"/>
             <w:shd w:val="clear" w:color="auto" w:fill="EEF1F8"/>
             <w:tcMar>
               <w:top w:w="55" w:type="dxa"/>
@@ -3705,7 +3705,7 @@
         </w:tc>
         <w:tc>
           <w:tcPr>
-            <w:tcW w:type="dxa" w:w="2592"/>
+            <w:tcW w:type="dxa" w:w="3211"/>
             <w:shd w:val="clear" w:color="auto" w:fill="EEF1F8"/>
             <w:tcMar>
               <w:top w:w="55" w:type="dxa"/>
@@ -3739,7 +3739,6 @@
     </w:p>
     <w:tbl>
       <w:tblPr>
-        <w:tblW w:type="auto" w:w="0"/>
         <w:jc w:val="center"/>
         <w:tblLook w:firstColumn="1" w:firstRow="1" w:lastColumn="0" w:lastRow="0" w:noHBand="0" w:noVBand="1" w:val="04A0"/>
         <w:tblBorders>
@@ -3751,14 +3750,15 @@
           <w:insideV w:val="none" w:sz="0" w:space="0" w:color="auto"/>
         </w:tblBorders>
         <w:tblLayout w:type="fixed"/>
+        <w:tblW w:w="10296" w:type="dxa"/>
       </w:tblPr>
       <w:tblGrid>
-        <w:gridCol w:w="10368"/>
+        <w:gridCol w:w="10296"/>
       </w:tblGrid>
       <w:tr>
         <w:tc>
           <w:tcPr>
-            <w:tcW w:type="dxa" w:w="10296"/>
+            <w:tcW w:w="10296" w:type="dxa"/>
             <w:shd w:val="clear" w:color="auto" w:fill="EDF0F7"/>
             <w:tcBorders>
               <w:left w:val="single" w:sz="30" w:space="0" w:color="1F2A56"/>
@@ -3848,7 +3848,6 @@
     </w:tbl>
     <w:tbl>
       <w:tblPr>
-        <w:tblW w:type="auto" w:w="0"/>
         <w:jc w:val="center"/>
         <w:tblLook w:firstColumn="1" w:firstRow="1" w:lastColumn="0" w:lastRow="0" w:noHBand="0" w:noVBand="1" w:val="04A0"/>
         <w:tblLayout w:type="fixed"/>
@@ -3860,12 +3859,13 @@
           <w:insideH w:val="single" w:sz="4" w:space="0" w:color="C9D0E0"/>
           <w:insideV w:val="single" w:sz="4" w:space="0" w:color="C9D0E0"/>
         </w:tblBorders>
+        <w:tblW w:w="10296" w:type="dxa"/>
       </w:tblPr>
       <w:tblGrid>
-        <w:gridCol w:w="2592"/>
-        <w:gridCol w:w="2592"/>
-        <w:gridCol w:w="2592"/>
-        <w:gridCol w:w="2592"/>
+        <w:gridCol w:w="605"/>
+        <w:gridCol w:w="3384"/>
+        <w:gridCol w:w="3096"/>
+        <w:gridCol w:w="3211"/>
       </w:tblGrid>
       <w:tr>
         <w:trPr>
@@ -3873,7 +3873,7 @@
         </w:trPr>
         <w:tc>
           <w:tcPr>
-            <w:tcW w:type="dxa" w:w="605"/>
+            <w:tcW w:w="605" w:type="dxa"/>
             <w:shd w:val="clear" w:color="auto" w:fill="1F2A56"/>
             <w:tcMar>
               <w:top w:w="60" w:type="dxa"/>
@@ -3902,7 +3902,7 @@
         </w:tc>
         <w:tc>
           <w:tcPr>
-            <w:tcW w:type="dxa" w:w="3384"/>
+            <w:tcW w:w="3384" w:type="dxa"/>
             <w:shd w:val="clear" w:color="auto" w:fill="1F2A56"/>
             <w:tcMar>
               <w:top w:w="60" w:type="dxa"/>
@@ -3931,7 +3931,7 @@
         </w:tc>
         <w:tc>
           <w:tcPr>
-            <w:tcW w:type="dxa" w:w="3096"/>
+            <w:tcW w:w="3096" w:type="dxa"/>
             <w:shd w:val="clear" w:color="auto" w:fill="1F2A56"/>
             <w:tcMar>
               <w:top w:w="60" w:type="dxa"/>
@@ -3960,7 +3960,7 @@
         </w:tc>
         <w:tc>
           <w:tcPr>
-            <w:tcW w:type="dxa" w:w="3211"/>
+            <w:tcW w:w="3211" w:type="dxa"/>
             <w:shd w:val="clear" w:color="auto" w:fill="1F2A56"/>
             <w:tcMar>
               <w:top w:w="60" w:type="dxa"/>
@@ -3991,7 +3991,7 @@
       <w:tr>
         <w:tc>
           <w:tcPr>
-            <w:tcW w:type="dxa" w:w="2592"/>
+            <w:tcW w:type="dxa" w:w="605"/>
             <w:shd w:val="clear" w:color="auto" w:fill="EEF1F8"/>
             <w:tcMar>
               <w:top w:w="55" w:type="dxa"/>
@@ -4020,7 +4020,7 @@
         </w:tc>
         <w:tc>
           <w:tcPr>
-            <w:tcW w:type="dxa" w:w="2592"/>
+            <w:tcW w:type="dxa" w:w="3384"/>
             <w:shd w:val="clear" w:color="auto" w:fill="EEF1F8"/>
             <w:tcMar>
               <w:top w:w="55" w:type="dxa"/>
@@ -4046,7 +4046,7 @@
         </w:tc>
         <w:tc>
           <w:tcPr>
-            <w:tcW w:type="dxa" w:w="2592"/>
+            <w:tcW w:type="dxa" w:w="3096"/>
             <w:shd w:val="clear" w:color="auto" w:fill="EEF1F8"/>
             <w:tcMar>
               <w:top w:w="55" w:type="dxa"/>
@@ -4074,7 +4074,7 @@
         </w:tc>
         <w:tc>
           <w:tcPr>
-            <w:tcW w:type="dxa" w:w="2592"/>
+            <w:tcW w:type="dxa" w:w="3211"/>
             <w:shd w:val="clear" w:color="auto" w:fill="EEF1F8"/>
             <w:tcMar>
               <w:top w:w="55" w:type="dxa"/>
@@ -4103,7 +4103,7 @@
       <w:tr>
         <w:tc>
           <w:tcPr>
-            <w:tcW w:type="dxa" w:w="2592"/>
+            <w:tcW w:type="dxa" w:w="605"/>
             <w:shd w:val="clear" w:color="auto" w:fill="FFFFFF"/>
             <w:tcMar>
               <w:top w:w="55" w:type="dxa"/>
@@ -4132,7 +4132,7 @@
         </w:tc>
         <w:tc>
           <w:tcPr>
-            <w:tcW w:type="dxa" w:w="2592"/>
+            <w:tcW w:type="dxa" w:w="3384"/>
             <w:shd w:val="clear" w:color="auto" w:fill="FFFFFF"/>
             <w:tcMar>
               <w:top w:w="55" w:type="dxa"/>
@@ -4158,7 +4158,7 @@
         </w:tc>
         <w:tc>
           <w:tcPr>
-            <w:tcW w:type="dxa" w:w="2592"/>
+            <w:tcW w:type="dxa" w:w="3096"/>
             <w:shd w:val="clear" w:color="auto" w:fill="FFFFFF"/>
             <w:tcMar>
               <w:top w:w="55" w:type="dxa"/>
@@ -4186,7 +4186,7 @@
         </w:tc>
         <w:tc>
           <w:tcPr>
-            <w:tcW w:type="dxa" w:w="2592"/>
+            <w:tcW w:type="dxa" w:w="3211"/>
             <w:shd w:val="clear" w:color="auto" w:fill="FFFFFF"/>
             <w:tcMar>
               <w:top w:w="55" w:type="dxa"/>
@@ -4215,7 +4215,7 @@
       <w:tr>
         <w:tc>
           <w:tcPr>
-            <w:tcW w:type="dxa" w:w="2592"/>
+            <w:tcW w:type="dxa" w:w="605"/>
             <w:shd w:val="clear" w:color="auto" w:fill="EEF1F8"/>
             <w:tcMar>
               <w:top w:w="55" w:type="dxa"/>
@@ -4244,7 +4244,7 @@
         </w:tc>
         <w:tc>
           <w:tcPr>
-            <w:tcW w:type="dxa" w:w="2592"/>
+            <w:tcW w:type="dxa" w:w="3384"/>
             <w:shd w:val="clear" w:color="auto" w:fill="EEF1F8"/>
             <w:tcMar>
               <w:top w:w="55" w:type="dxa"/>
@@ -4270,7 +4270,7 @@
         </w:tc>
         <w:tc>
           <w:tcPr>
-            <w:tcW w:type="dxa" w:w="2592"/>
+            <w:tcW w:type="dxa" w:w="3096"/>
             <w:shd w:val="clear" w:color="auto" w:fill="EEF1F8"/>
             <w:tcMar>
               <w:top w:w="55" w:type="dxa"/>
@@ -4298,7 +4298,7 @@
         </w:tc>
         <w:tc>
           <w:tcPr>
-            <w:tcW w:type="dxa" w:w="2592"/>
+            <w:tcW w:type="dxa" w:w="3211"/>
             <w:shd w:val="clear" w:color="auto" w:fill="EEF1F8"/>
             <w:tcMar>
               <w:top w:w="55" w:type="dxa"/>
@@ -4332,7 +4332,6 @@
     </w:p>
     <w:tbl>
       <w:tblPr>
-        <w:tblW w:type="auto" w:w="0"/>
         <w:jc w:val="center"/>
         <w:tblLook w:firstColumn="1" w:firstRow="1" w:lastColumn="0" w:lastRow="0" w:noHBand="0" w:noVBand="1" w:val="04A0"/>
         <w:tblBorders>
@@ -4344,14 +4343,15 @@
           <w:insideV w:val="none" w:sz="0" w:space="0" w:color="auto"/>
         </w:tblBorders>
         <w:tblLayout w:type="fixed"/>
+        <w:tblW w:w="10296" w:type="dxa"/>
       </w:tblPr>
       <w:tblGrid>
-        <w:gridCol w:w="10368"/>
+        <w:gridCol w:w="10296"/>
       </w:tblGrid>
       <w:tr>
         <w:tc>
           <w:tcPr>
-            <w:tcW w:type="dxa" w:w="10296"/>
+            <w:tcW w:w="10296" w:type="dxa"/>
             <w:shd w:val="clear" w:color="auto" w:fill="EDF0F7"/>
             <w:tcBorders>
               <w:left w:val="single" w:sz="30" w:space="0" w:color="1F2A56"/>
@@ -4441,7 +4441,6 @@
     </w:tbl>
     <w:tbl>
       <w:tblPr>
-        <w:tblW w:type="auto" w:w="0"/>
         <w:jc w:val="center"/>
         <w:tblLook w:firstColumn="1" w:firstRow="1" w:lastColumn="0" w:lastRow="0" w:noHBand="0" w:noVBand="1" w:val="04A0"/>
         <w:tblLayout w:type="fixed"/>
@@ -4453,12 +4452,13 @@
           <w:insideH w:val="single" w:sz="4" w:space="0" w:color="C9D0E0"/>
           <w:insideV w:val="single" w:sz="4" w:space="0" w:color="C9D0E0"/>
         </w:tblBorders>
+        <w:tblW w:w="10296" w:type="dxa"/>
       </w:tblPr>
       <w:tblGrid>
-        <w:gridCol w:w="2592"/>
-        <w:gridCol w:w="2592"/>
-        <w:gridCol w:w="2592"/>
-        <w:gridCol w:w="2592"/>
+        <w:gridCol w:w="605"/>
+        <w:gridCol w:w="3384"/>
+        <w:gridCol w:w="3096"/>
+        <w:gridCol w:w="3211"/>
       </w:tblGrid>
       <w:tr>
         <w:trPr>
@@ -4466,7 +4466,7 @@
         </w:trPr>
         <w:tc>
           <w:tcPr>
-            <w:tcW w:type="dxa" w:w="605"/>
+            <w:tcW w:w="605" w:type="dxa"/>
             <w:shd w:val="clear" w:color="auto" w:fill="1F2A56"/>
             <w:tcMar>
               <w:top w:w="60" w:type="dxa"/>
@@ -4495,7 +4495,7 @@
         </w:tc>
         <w:tc>
           <w:tcPr>
-            <w:tcW w:type="dxa" w:w="3384"/>
+            <w:tcW w:w="3384" w:type="dxa"/>
             <w:shd w:val="clear" w:color="auto" w:fill="1F2A56"/>
             <w:tcMar>
               <w:top w:w="60" w:type="dxa"/>
@@ -4524,7 +4524,7 @@
         </w:tc>
         <w:tc>
           <w:tcPr>
-            <w:tcW w:type="dxa" w:w="3096"/>
+            <w:tcW w:w="3096" w:type="dxa"/>
             <w:shd w:val="clear" w:color="auto" w:fill="1F2A56"/>
             <w:tcMar>
               <w:top w:w="60" w:type="dxa"/>
@@ -4553,7 +4553,7 @@
         </w:tc>
         <w:tc>
           <w:tcPr>
-            <w:tcW w:type="dxa" w:w="3211"/>
+            <w:tcW w:w="3211" w:type="dxa"/>
             <w:shd w:val="clear" w:color="auto" w:fill="1F2A56"/>
             <w:tcMar>
               <w:top w:w="60" w:type="dxa"/>
@@ -4584,7 +4584,7 @@
       <w:tr>
         <w:tc>
           <w:tcPr>
-            <w:tcW w:type="dxa" w:w="2592"/>
+            <w:tcW w:type="dxa" w:w="605"/>
             <w:shd w:val="clear" w:color="auto" w:fill="EEF1F8"/>
             <w:tcMar>
               <w:top w:w="55" w:type="dxa"/>
@@ -4613,7 +4613,7 @@
         </w:tc>
         <w:tc>
           <w:tcPr>
-            <w:tcW w:type="dxa" w:w="2592"/>
+            <w:tcW w:type="dxa" w:w="3384"/>
             <w:shd w:val="clear" w:color="auto" w:fill="EEF1F8"/>
             <w:tcMar>
               <w:top w:w="55" w:type="dxa"/>
@@ -4639,7 +4639,7 @@
         </w:tc>
         <w:tc>
           <w:tcPr>
-            <w:tcW w:type="dxa" w:w="2592"/>
+            <w:tcW w:type="dxa" w:w="3096"/>
             <w:shd w:val="clear" w:color="auto" w:fill="EEF1F8"/>
             <w:tcMar>
               <w:top w:w="55" w:type="dxa"/>
@@ -4667,7 +4667,7 @@
         </w:tc>
         <w:tc>
           <w:tcPr>
-            <w:tcW w:type="dxa" w:w="2592"/>
+            <w:tcW w:type="dxa" w:w="3211"/>
             <w:shd w:val="clear" w:color="auto" w:fill="EEF1F8"/>
             <w:tcMar>
               <w:top w:w="55" w:type="dxa"/>
@@ -4696,7 +4696,7 @@
       <w:tr>
         <w:tc>
           <w:tcPr>
-            <w:tcW w:type="dxa" w:w="2592"/>
+            <w:tcW w:type="dxa" w:w="605"/>
             <w:shd w:val="clear" w:color="auto" w:fill="FFFFFF"/>
             <w:tcMar>
               <w:top w:w="55" w:type="dxa"/>
@@ -4725,7 +4725,7 @@
         </w:tc>
         <w:tc>
           <w:tcPr>
-            <w:tcW w:type="dxa" w:w="2592"/>
+            <w:tcW w:type="dxa" w:w="3384"/>
             <w:shd w:val="clear" w:color="auto" w:fill="FFFFFF"/>
             <w:tcMar>
               <w:top w:w="55" w:type="dxa"/>
@@ -4751,7 +4751,7 @@
         </w:tc>
         <w:tc>
           <w:tcPr>
-            <w:tcW w:type="dxa" w:w="2592"/>
+            <w:tcW w:type="dxa" w:w="3096"/>
             <w:shd w:val="clear" w:color="auto" w:fill="FFFFFF"/>
             <w:tcMar>
               <w:top w:w="55" w:type="dxa"/>
@@ -4779,7 +4779,7 @@
         </w:tc>
         <w:tc>
           <w:tcPr>
-            <w:tcW w:type="dxa" w:w="2592"/>
+            <w:tcW w:type="dxa" w:w="3211"/>
             <w:shd w:val="clear" w:color="auto" w:fill="FFFFFF"/>
             <w:tcMar>
               <w:top w:w="55" w:type="dxa"/>
@@ -4808,7 +4808,7 @@
       <w:tr>
         <w:tc>
           <w:tcPr>
-            <w:tcW w:type="dxa" w:w="2592"/>
+            <w:tcW w:type="dxa" w:w="605"/>
             <w:shd w:val="clear" w:color="auto" w:fill="EEF1F8"/>
             <w:tcMar>
               <w:top w:w="55" w:type="dxa"/>
@@ -4837,7 +4837,7 @@
         </w:tc>
         <w:tc>
           <w:tcPr>
-            <w:tcW w:type="dxa" w:w="2592"/>
+            <w:tcW w:type="dxa" w:w="3384"/>
             <w:shd w:val="clear" w:color="auto" w:fill="EEF1F8"/>
             <w:tcMar>
               <w:top w:w="55" w:type="dxa"/>
@@ -4863,7 +4863,7 @@
         </w:tc>
         <w:tc>
           <w:tcPr>
-            <w:tcW w:type="dxa" w:w="2592"/>
+            <w:tcW w:type="dxa" w:w="3096"/>
             <w:shd w:val="clear" w:color="auto" w:fill="EEF1F8"/>
             <w:tcMar>
               <w:top w:w="55" w:type="dxa"/>
@@ -4891,7 +4891,7 @@
         </w:tc>
         <w:tc>
           <w:tcPr>
-            <w:tcW w:type="dxa" w:w="2592"/>
+            <w:tcW w:type="dxa" w:w="3211"/>
             <w:shd w:val="clear" w:color="auto" w:fill="EEF1F8"/>
             <w:tcMar>
               <w:top w:w="55" w:type="dxa"/>
@@ -4925,7 +4925,6 @@
     </w:p>
     <w:tbl>
       <w:tblPr>
-        <w:tblW w:type="auto" w:w="0"/>
         <w:jc w:val="center"/>
         <w:tblLook w:firstColumn="1" w:firstRow="1" w:lastColumn="0" w:lastRow="0" w:noHBand="0" w:noVBand="1" w:val="04A0"/>
         <w:tblBorders>
@@ -4937,14 +4936,15 @@
           <w:insideV w:val="none" w:sz="0" w:space="0" w:color="auto"/>
         </w:tblBorders>
         <w:tblLayout w:type="fixed"/>
+        <w:tblW w:w="10296" w:type="dxa"/>
       </w:tblPr>
       <w:tblGrid>
-        <w:gridCol w:w="10368"/>
+        <w:gridCol w:w="10296"/>
       </w:tblGrid>
       <w:tr>
         <w:tc>
           <w:tcPr>
-            <w:tcW w:type="dxa" w:w="10296"/>
+            <w:tcW w:w="10296" w:type="dxa"/>
             <w:shd w:val="clear" w:color="auto" w:fill="EDF0F7"/>
             <w:tcBorders>
               <w:left w:val="single" w:sz="30" w:space="0" w:color="1F2A56"/>
@@ -5034,7 +5034,6 @@
     </w:tbl>
     <w:tbl>
       <w:tblPr>
-        <w:tblW w:type="auto" w:w="0"/>
         <w:jc w:val="center"/>
         <w:tblLook w:firstColumn="1" w:firstRow="1" w:lastColumn="0" w:lastRow="0" w:noHBand="0" w:noVBand="1" w:val="04A0"/>
         <w:tblLayout w:type="fixed"/>
@@ -5046,12 +5045,13 @@
           <w:insideH w:val="single" w:sz="4" w:space="0" w:color="C9D0E0"/>
           <w:insideV w:val="single" w:sz="4" w:space="0" w:color="C9D0E0"/>
         </w:tblBorders>
+        <w:tblW w:w="10296" w:type="dxa"/>
       </w:tblPr>
       <w:tblGrid>
-        <w:gridCol w:w="2592"/>
-        <w:gridCol w:w="2592"/>
-        <w:gridCol w:w="2592"/>
-        <w:gridCol w:w="2592"/>
+        <w:gridCol w:w="605"/>
+        <w:gridCol w:w="3384"/>
+        <w:gridCol w:w="3096"/>
+        <w:gridCol w:w="3211"/>
       </w:tblGrid>
       <w:tr>
         <w:trPr>
@@ -5059,7 +5059,7 @@
         </w:trPr>
         <w:tc>
           <w:tcPr>
-            <w:tcW w:type="dxa" w:w="605"/>
+            <w:tcW w:w="605" w:type="dxa"/>
             <w:shd w:val="clear" w:color="auto" w:fill="1F2A56"/>
             <w:tcMar>
               <w:top w:w="60" w:type="dxa"/>
@@ -5088,7 +5088,7 @@
         </w:tc>
         <w:tc>
           <w:tcPr>
-            <w:tcW w:type="dxa" w:w="3384"/>
+            <w:tcW w:w="3384" w:type="dxa"/>
             <w:shd w:val="clear" w:color="auto" w:fill="1F2A56"/>
             <w:tcMar>
               <w:top w:w="60" w:type="dxa"/>
@@ -5117,7 +5117,7 @@
         </w:tc>
         <w:tc>
           <w:tcPr>
-            <w:tcW w:type="dxa" w:w="3096"/>
+            <w:tcW w:w="3096" w:type="dxa"/>
             <w:shd w:val="clear" w:color="auto" w:fill="1F2A56"/>
             <w:tcMar>
               <w:top w:w="60" w:type="dxa"/>
@@ -5146,7 +5146,7 @@
         </w:tc>
         <w:tc>
           <w:tcPr>
-            <w:tcW w:type="dxa" w:w="3211"/>
+            <w:tcW w:w="3211" w:type="dxa"/>
             <w:shd w:val="clear" w:color="auto" w:fill="1F2A56"/>
             <w:tcMar>
               <w:top w:w="60" w:type="dxa"/>
@@ -5177,7 +5177,7 @@
       <w:tr>
         <w:tc>
           <w:tcPr>
-            <w:tcW w:type="dxa" w:w="2592"/>
+            <w:tcW w:type="dxa" w:w="605"/>
             <w:shd w:val="clear" w:color="auto" w:fill="EEF1F8"/>
             <w:tcMar>
               <w:top w:w="55" w:type="dxa"/>
@@ -5206,7 +5206,7 @@
         </w:tc>
         <w:tc>
           <w:tcPr>
-            <w:tcW w:type="dxa" w:w="2592"/>
+            <w:tcW w:type="dxa" w:w="3384"/>
             <w:shd w:val="clear" w:color="auto" w:fill="EEF1F8"/>
             <w:tcMar>
               <w:top w:w="55" w:type="dxa"/>
@@ -5232,7 +5232,7 @@
         </w:tc>
         <w:tc>
           <w:tcPr>
-            <w:tcW w:type="dxa" w:w="2592"/>
+            <w:tcW w:type="dxa" w:w="3096"/>
             <w:shd w:val="clear" w:color="auto" w:fill="EEF1F8"/>
             <w:tcMar>
               <w:top w:w="55" w:type="dxa"/>
@@ -5260,7 +5260,7 @@
         </w:tc>
         <w:tc>
           <w:tcPr>
-            <w:tcW w:type="dxa" w:w="2592"/>
+            <w:tcW w:type="dxa" w:w="3211"/>
             <w:shd w:val="clear" w:color="auto" w:fill="EEF1F8"/>
             <w:tcMar>
               <w:top w:w="55" w:type="dxa"/>
@@ -5289,7 +5289,7 @@
       <w:tr>
         <w:tc>
           <w:tcPr>
-            <w:tcW w:type="dxa" w:w="2592"/>
+            <w:tcW w:type="dxa" w:w="605"/>
             <w:shd w:val="clear" w:color="auto" w:fill="FFFFFF"/>
             <w:tcMar>
               <w:top w:w="55" w:type="dxa"/>
@@ -5318,7 +5318,7 @@
         </w:tc>
         <w:tc>
           <w:tcPr>
-            <w:tcW w:type="dxa" w:w="2592"/>
+            <w:tcW w:type="dxa" w:w="3384"/>
             <w:shd w:val="clear" w:color="auto" w:fill="FFFFFF"/>
             <w:tcMar>
               <w:top w:w="55" w:type="dxa"/>
@@ -5344,7 +5344,7 @@
         </w:tc>
         <w:tc>
           <w:tcPr>
-            <w:tcW w:type="dxa" w:w="2592"/>
+            <w:tcW w:type="dxa" w:w="3096"/>
             <w:shd w:val="clear" w:color="auto" w:fill="FFFFFF"/>
             <w:tcMar>
               <w:top w:w="55" w:type="dxa"/>
@@ -5372,7 +5372,7 @@
         </w:tc>
         <w:tc>
           <w:tcPr>
-            <w:tcW w:type="dxa" w:w="2592"/>
+            <w:tcW w:type="dxa" w:w="3211"/>
             <w:shd w:val="clear" w:color="auto" w:fill="FFFFFF"/>
             <w:tcMar>
               <w:top w:w="55" w:type="dxa"/>
